--- a/FRONTEND/EduShare - Feladatspecifikáció.docx
+++ b/FRONTEND/EduShare - Feladatspecifikáció.docx
@@ -1,6 +1,6 @@
 
 <file path=word/document.xml><?xml version="1.0" encoding="utf-8"?>
-<w:document xmlns:wpc="http://schemas.microsoft.com/office/word/2010/wordprocessingCanvas" xmlns:cx="http://schemas.microsoft.com/office/drawing/2014/chartex" xmlns:cx1="http://schemas.microsoft.com/office/drawing/2015/9/8/chartex" xmlns:cx2="http://schemas.microsoft.com/office/drawing/2015/10/21/chartex" xmlns:cx3="http://schemas.microsoft.com/office/drawing/2016/5/9/chartex" xmlns:cx4="http://schemas.microsoft.com/office/drawing/2016/5/10/chartex" xmlns:cx5="http://schemas.microsoft.com/office/drawing/2016/5/11/chartex" xmlns:cx6="http://schemas.microsoft.com/office/drawing/2016/5/12/chartex" xmlns:cx7="http://schemas.microsoft.com/office/drawing/2016/5/13/chartex" xmlns:cx8="http://schemas.microsoft.com/office/drawing/2016/5/14/chartex" xmlns:mc="http://schemas.openxmlformats.org/markup-compatibility/2006" xmlns:aink="http://schemas.microsoft.com/office/drawing/2016/ink" xmlns:am3d="http://schemas.microsoft.com/office/drawing/2017/model3d" xmlns:o="urn:schemas-microsoft-com:office:office" xmlns:r="http://schemas.openxmlformats.org/officeDocument/2006/relationships" xmlns:m="http://schemas.openxmlformats.org/officeDocument/2006/math" xmlns:v="urn:schemas-microsoft-com:vml" xmlns:wp14="http://schemas.microsoft.com/office/word/2010/wordprocessingDrawing" xmlns:wp="http://schemas.openxmlformats.org/drawingml/2006/wordprocessingDrawing" xmlns:w10="urn:schemas-microsoft-com:office:word" xmlns:w="http://schemas.openxmlformats.org/wordprocessingml/2006/main" xmlns:w14="http://schemas.microsoft.com/office/word/2010/wordml" xmlns:w15="http://schemas.microsoft.com/office/word/2012/wordml" xmlns:w16cex="http://schemas.microsoft.com/office/word/2018/wordml/cex" xmlns:w16cid="http://schemas.microsoft.com/office/word/2016/wordml/cid" xmlns:w16="http://schemas.microsoft.com/office/word/2018/wordml" xmlns:w16sdtdh="http://schemas.microsoft.com/office/word/2020/wordml/sdtdatahash" xmlns:w16se="http://schemas.microsoft.com/office/word/2015/wordml/symex" xmlns:wpg="http://schemas.microsoft.com/office/word/2010/wordprocessingGroup" xmlns:wpi="http://schemas.microsoft.com/office/word/2010/wordprocessingInk" xmlns:wne="http://schemas.microsoft.com/office/word/2006/wordml" xmlns:wps="http://schemas.microsoft.com/office/word/2010/wordprocessingShape" mc:Ignorable="w14 w15 w16se w16cid w16 w16cex w16sdtdh wp14">
+<w:document xmlns:wpc="http://schemas.microsoft.com/office/word/2010/wordprocessingCanvas" xmlns:cx="http://schemas.microsoft.com/office/drawing/2014/chartex" xmlns:cx1="http://schemas.microsoft.com/office/drawing/2015/9/8/chartex" xmlns:cx2="http://schemas.microsoft.com/office/drawing/2015/10/21/chartex" xmlns:cx3="http://schemas.microsoft.com/office/drawing/2016/5/9/chartex" xmlns:cx4="http://schemas.microsoft.com/office/drawing/2016/5/10/chartex" xmlns:cx5="http://schemas.microsoft.com/office/drawing/2016/5/11/chartex" xmlns:cx6="http://schemas.microsoft.com/office/drawing/2016/5/12/chartex" xmlns:cx7="http://schemas.microsoft.com/office/drawing/2016/5/13/chartex" xmlns:cx8="http://schemas.microsoft.com/office/drawing/2016/5/14/chartex" xmlns:mc="http://schemas.openxmlformats.org/markup-compatibility/2006" xmlns:aink="http://schemas.microsoft.com/office/drawing/2016/ink" xmlns:am3d="http://schemas.microsoft.com/office/drawing/2017/model3d" xmlns:o="urn:schemas-microsoft-com:office:office" xmlns:oel="http://schemas.microsoft.com/office/2019/extlst" xmlns:r="http://schemas.openxmlformats.org/officeDocument/2006/relationships" xmlns:m="http://schemas.openxmlformats.org/officeDocument/2006/math" xmlns:v="urn:schemas-microsoft-com:vml" xmlns:wp14="http://schemas.microsoft.com/office/word/2010/wordprocessingDrawing" xmlns:wp="http://schemas.openxmlformats.org/drawingml/2006/wordprocessingDrawing" xmlns:w10="urn:schemas-microsoft-com:office:word" xmlns:w="http://schemas.openxmlformats.org/wordprocessingml/2006/main" xmlns:w14="http://schemas.microsoft.com/office/word/2010/wordml" xmlns:w15="http://schemas.microsoft.com/office/word/2012/wordml" xmlns:w16cex="http://schemas.microsoft.com/office/word/2018/wordml/cex" xmlns:w16cid="http://schemas.microsoft.com/office/word/2016/wordml/cid" xmlns:w16="http://schemas.microsoft.com/office/word/2018/wordml" xmlns:w16du="http://schemas.microsoft.com/office/word/2023/wordml/word16du" xmlns:w16sdtdh="http://schemas.microsoft.com/office/word/2020/wordml/sdtdatahash" xmlns:w16sdtfl="http://schemas.microsoft.com/office/word/2024/wordml/sdtformatlock" xmlns:w16se="http://schemas.microsoft.com/office/word/2015/wordml/symex" xmlns:wpg="http://schemas.microsoft.com/office/word/2010/wordprocessingGroup" xmlns:wpi="http://schemas.microsoft.com/office/word/2010/wordprocessingInk" xmlns:wne="http://schemas.microsoft.com/office/word/2006/wordml" xmlns:wps="http://schemas.microsoft.com/office/word/2010/wordprocessingShape" mc:Ignorable="w14 w15 w16se w16cid w16 w16cex w16sdtdh w16sdtfl w16du wp14">
   <w:body>
     <w:p>
       <w:pPr>
@@ -10,19 +10,11 @@
           <w:rFonts w:ascii="Bahnschrift" w:hAnsi="Bahnschrift" w:cs="Courier New"/>
         </w:rPr>
       </w:pPr>
-      <w:proofErr w:type="spellStart"/>
-      <w:r>
-        <w:rPr>
-          <w:rFonts w:ascii="Bahnschrift" w:hAnsi="Bahnschrift" w:cs="Courier New"/>
-        </w:rPr>
-        <w:t>EduShare</w:t>
-      </w:r>
-      <w:proofErr w:type="spellEnd"/>
-      <w:r>
-        <w:rPr>
-          <w:rFonts w:ascii="Bahnschrift" w:hAnsi="Bahnschrift" w:cs="Courier New"/>
-        </w:rPr>
-        <w:t xml:space="preserve"> – Feladatspecifikáció</w:t>
+      <w:r>
+        <w:rPr>
+          <w:rFonts w:ascii="Bahnschrift" w:hAnsi="Bahnschrift" w:cs="Courier New"/>
+        </w:rPr>
+        <w:t>EduShare – Feladatspecifikáció</w:t>
       </w:r>
     </w:p>
     <w:p/>
@@ -35,11 +27,15 @@
         </w:numPr>
         <w:rPr>
           <w:rFonts w:ascii="Bahnschrift" w:hAnsi="Bahnschrift" w:cs="Courier New"/>
-        </w:rPr>
-      </w:pPr>
-      <w:r>
-        <w:rPr>
-          <w:rFonts w:ascii="Bahnschrift" w:hAnsi="Bahnschrift" w:cs="Courier New"/>
+          <w:sz w:val="28"/>
+          <w:szCs w:val="28"/>
+        </w:rPr>
+      </w:pPr>
+      <w:r>
+        <w:rPr>
+          <w:rFonts w:ascii="Bahnschrift" w:hAnsi="Bahnschrift" w:cs="Courier New"/>
+          <w:sz w:val="28"/>
+          <w:szCs w:val="28"/>
         </w:rPr>
         <w:t>A projekt célja:</w:t>
       </w:r>
@@ -47,20 +43,57 @@
     <w:p>
       <w:pPr>
         <w:pStyle w:val="Listaszerbekezds"/>
-        <w:spacing w:line="276" w:lineRule="auto"/>
-        <w:rPr>
-          <w:rFonts w:ascii="Bahnschrift" w:hAnsi="Bahnschrift" w:cs="Courier New"/>
-          <w:color w:val="222222"/>
-          <w:shd w:val="clear" w:color="auto" w:fill="FFFFFF"/>
-        </w:rPr>
-      </w:pPr>
-      <w:r>
-        <w:rPr>
-          <w:rFonts w:ascii="Bahnschrift" w:hAnsi="Bahnschrift" w:cs="Courier New"/>
-          <w:color w:val="222222"/>
-          <w:shd w:val="clear" w:color="auto" w:fill="FFFFFF"/>
-        </w:rPr>
-        <w:t>A weboldal célja egy olyan központi tudástár létrehozása, ahol tanárok és diákok strukturált formában oszthatnak meg egymással oktatási célú videókat. A platform segíti az aszinkron tanulást, lehetővé teszi a tudásmegosztást és segít a tantárgyak szerinti rendszerezésben.</w:t>
+        <w:rPr>
+          <w:rFonts w:ascii="Bahnschrift" w:hAnsi="Bahnschrift" w:cs="Courier New"/>
+          <w:color w:val="222222"/>
+          <w:shd w:val="clear" w:color="auto" w:fill="FFFFFF"/>
+        </w:rPr>
+      </w:pPr>
+      <w:r>
+        <w:rPr>
+          <w:rFonts w:ascii="Bahnschrift" w:hAnsi="Bahnschrift" w:cs="Courier New"/>
+          <w:b/>
+          <w:bCs/>
+          <w:color w:val="222222"/>
+          <w:shd w:val="clear" w:color="auto" w:fill="FFFFFF"/>
+        </w:rPr>
+        <w:t xml:space="preserve">A weboldal célja egy olyan felület létrehozása, ahol a </w:t>
+      </w:r>
+      <w:r>
+        <w:rPr>
+          <w:rFonts w:ascii="Bahnschrift" w:hAnsi="Bahnschrift" w:cs="Courier New"/>
+          <w:b/>
+          <w:bCs/>
+          <w:color w:val="222222"/>
+          <w:shd w:val="clear" w:color="auto" w:fill="FFFFFF"/>
+        </w:rPr>
+        <w:t>diákok</w:t>
+      </w:r>
+      <w:r>
+        <w:rPr>
+          <w:rFonts w:ascii="Bahnschrift" w:hAnsi="Bahnschrift" w:cs="Courier New"/>
+          <w:b/>
+          <w:bCs/>
+          <w:color w:val="222222"/>
+          <w:shd w:val="clear" w:color="auto" w:fill="FFFFFF"/>
+        </w:rPr>
+        <w:t xml:space="preserve"> megoszthatják tanulmányi erősségeiket és gyengeségeiket, valamint közzétehetik szabad időpontjaikat, amelyekre közvetlenül tanóra foglalható.</w:t>
+      </w:r>
+      <w:r>
+        <w:rPr>
+          <w:rFonts w:ascii="Bahnschrift" w:hAnsi="Bahnschrift" w:cs="Courier New"/>
+          <w:color w:val="222222"/>
+          <w:shd w:val="clear" w:color="auto" w:fill="FFFFFF"/>
+        </w:rPr>
+        <w:t xml:space="preserve"> A platform lehetővé teszi a tudásmegosztást</w:t>
+      </w:r>
+      <w:r>
+        <w:rPr>
+          <w:rFonts w:ascii="Bahnschrift" w:hAnsi="Bahnschrift" w:cs="Courier New"/>
+          <w:color w:val="222222"/>
+          <w:shd w:val="clear" w:color="auto" w:fill="FFFFFF"/>
+        </w:rPr>
+        <w:t xml:space="preserve"> külön tantárgyakra felbontva.</w:t>
       </w:r>
     </w:p>
     <w:p>
@@ -82,20 +115,36 @@
         </w:numPr>
         <w:rPr>
           <w:rFonts w:ascii="Bahnschrift" w:hAnsi="Bahnschrift" w:cs="Courier New"/>
-        </w:rPr>
-      </w:pPr>
-      <w:r>
-        <w:rPr>
-          <w:rFonts w:ascii="Bahnschrift" w:hAnsi="Bahnschrift" w:cs="Courier New"/>
-          <w:color w:val="222222"/>
-          <w:shd w:val="clear" w:color="auto" w:fill="FFFFFF"/>
-        </w:rPr>
-        <w:t>Funkcionális követelmények</w:t>
-      </w:r>
-      <w:r>
-        <w:rPr>
-          <w:rFonts w:ascii="Bahnschrift" w:hAnsi="Bahnschrift" w:cs="Courier New"/>
-          <w:color w:val="222222"/>
+          <w:sz w:val="28"/>
+          <w:szCs w:val="28"/>
+        </w:rPr>
+      </w:pPr>
+      <w:r>
+        <w:rPr>
+          <w:rFonts w:ascii="Bahnschrift" w:hAnsi="Bahnschrift" w:cs="Courier New"/>
+          <w:color w:val="222222"/>
+          <w:sz w:val="28"/>
+          <w:szCs w:val="28"/>
+          <w:shd w:val="clear" w:color="auto" w:fill="FFFFFF"/>
+        </w:rPr>
+        <w:t>Funkcionáli</w:t>
+      </w:r>
+      <w:r>
+        <w:rPr>
+          <w:rFonts w:ascii="Bahnschrift" w:hAnsi="Bahnschrift" w:cs="Courier New"/>
+          <w:color w:val="222222"/>
+          <w:sz w:val="28"/>
+          <w:szCs w:val="28"/>
+          <w:shd w:val="clear" w:color="auto" w:fill="FFFFFF"/>
+        </w:rPr>
+        <w:t>tás</w:t>
+      </w:r>
+      <w:r>
+        <w:rPr>
+          <w:rFonts w:ascii="Bahnschrift" w:hAnsi="Bahnschrift" w:cs="Courier New"/>
+          <w:color w:val="222222"/>
+          <w:sz w:val="28"/>
+          <w:szCs w:val="28"/>
           <w:shd w:val="clear" w:color="auto" w:fill="FFFFFF"/>
         </w:rPr>
         <w:t>:</w:t>
@@ -110,15 +159,17 @@
         </w:numPr>
         <w:rPr>
           <w:rFonts w:ascii="Bahnschrift" w:hAnsi="Bahnschrift" w:cs="Courier New"/>
-        </w:rPr>
-      </w:pPr>
-      <w:r>
-        <w:rPr>
-          <w:rFonts w:ascii="Bahnschrift" w:hAnsi="Bahnschrift" w:cs="Courier New"/>
-          <w:color w:val="222222"/>
-          <w:shd w:val="clear" w:color="auto" w:fill="FFFFFF"/>
-        </w:rPr>
-        <w:t>Felhasználói szintek:</w:t>
+          <w:sz w:val="24"/>
+          <w:szCs w:val="24"/>
+        </w:rPr>
+      </w:pPr>
+      <w:r>
+        <w:rPr>
+          <w:rFonts w:ascii="Bahnschrift" w:hAnsi="Bahnschrift" w:cs="Courier New"/>
+          <w:sz w:val="24"/>
+          <w:szCs w:val="24"/>
+        </w:rPr>
+        <w:t xml:space="preserve">Oktatói felület </w:t>
       </w:r>
     </w:p>
     <w:p>
@@ -136,10 +187,28 @@
       <w:r>
         <w:rPr>
           <w:rFonts w:ascii="Bahnschrift" w:hAnsi="Bahnschrift" w:cs="Courier New"/>
-          <w:color w:val="222222"/>
-          <w:shd w:val="clear" w:color="auto" w:fill="FFFFFF"/>
-        </w:rPr>
-        <w:t>Vendég: Böngészhet a videók között, de nem tölthet fel és nem szólhat hozzá.</w:t>
+          <w:b/>
+          <w:bCs/>
+          <w:color w:val="222222"/>
+          <w:shd w:val="clear" w:color="auto" w:fill="FFFFFF"/>
+        </w:rPr>
+        <w:t>Profilkezelés:</w:t>
+      </w:r>
+      <w:r>
+        <w:rPr>
+          <w:rFonts w:ascii="Bahnschrift" w:hAnsi="Bahnschrift" w:cs="Courier New"/>
+          <w:color w:val="222222"/>
+          <w:shd w:val="clear" w:color="auto" w:fill="FFFFFF"/>
+        </w:rPr>
+        <w:t xml:space="preserve"> </w:t>
+      </w:r>
+      <w:r>
+        <w:rPr>
+          <w:rFonts w:ascii="Bahnschrift" w:hAnsi="Bahnschrift" w:cs="Courier New"/>
+          <w:color w:val="222222"/>
+          <w:shd w:val="clear" w:color="auto" w:fill="FFFFFF"/>
+        </w:rPr>
+        <w:t>A felhasználó megadhatja és szerkesztheti saját erősségeit (miben tud segíteni) és gyengeségeit (miben vár segítséget).</w:t>
       </w:r>
     </w:p>
     <w:p>
@@ -157,10 +226,28 @@
       <w:r>
         <w:rPr>
           <w:rFonts w:ascii="Bahnschrift" w:hAnsi="Bahnschrift" w:cs="Courier New"/>
-          <w:color w:val="222222"/>
-          <w:shd w:val="clear" w:color="auto" w:fill="FFFFFF"/>
-        </w:rPr>
-        <w:t>Diák: Megtekintheti a videókat, kereshet tantárgyak alapján, és saját videókat tölthet fel (pl. kiselőadások, megoldások).</w:t>
+          <w:b/>
+          <w:bCs/>
+          <w:color w:val="222222"/>
+          <w:shd w:val="clear" w:color="auto" w:fill="FFFFFF"/>
+        </w:rPr>
+        <w:t>Idősáv-kezelés:</w:t>
+      </w:r>
+      <w:r>
+        <w:rPr>
+          <w:rFonts w:ascii="Bahnschrift" w:hAnsi="Bahnschrift" w:cs="Courier New"/>
+          <w:color w:val="222222"/>
+          <w:shd w:val="clear" w:color="auto" w:fill="FFFFFF"/>
+        </w:rPr>
+        <w:t xml:space="preserve"> </w:t>
+      </w:r>
+      <w:r>
+        <w:rPr>
+          <w:rFonts w:ascii="Bahnschrift" w:hAnsi="Bahnschrift" w:cs="Courier New"/>
+          <w:color w:val="222222"/>
+          <w:shd w:val="clear" w:color="auto" w:fill="FFFFFF"/>
+        </w:rPr>
+        <w:t>Az oktató szabad időpontokat hozhat létre egy naptár alapú felületen.</w:t>
       </w:r>
     </w:p>
     <w:p>
@@ -178,28 +265,75 @@
       <w:r>
         <w:rPr>
           <w:rFonts w:ascii="Bahnschrift" w:hAnsi="Bahnschrift" w:cs="Courier New"/>
-          <w:color w:val="222222"/>
-          <w:shd w:val="clear" w:color="auto" w:fill="FFFFFF"/>
-        </w:rPr>
-        <w:t xml:space="preserve">Tanár: </w:t>
-      </w:r>
-      <w:proofErr w:type="spellStart"/>
-      <w:r>
-        <w:rPr>
-          <w:rFonts w:ascii="Bahnschrift" w:hAnsi="Bahnschrift" w:cs="Courier New"/>
-          <w:color w:val="222222"/>
-          <w:shd w:val="clear" w:color="auto" w:fill="FFFFFF"/>
-        </w:rPr>
-        <w:t>Moderációs</w:t>
-      </w:r>
-      <w:proofErr w:type="spellEnd"/>
-      <w:r>
-        <w:rPr>
-          <w:rFonts w:ascii="Bahnschrift" w:hAnsi="Bahnschrift" w:cs="Courier New"/>
-          <w:color w:val="222222"/>
-          <w:shd w:val="clear" w:color="auto" w:fill="FFFFFF"/>
-        </w:rPr>
-        <w:t xml:space="preserve"> jogkörrel rendelkezik a saját tantárgyainál, videókat tölthet fel, és értékelheti a diákok munkáit.</w:t>
+          <w:b/>
+          <w:bCs/>
+          <w:color w:val="222222"/>
+          <w:shd w:val="clear" w:color="auto" w:fill="FFFFFF"/>
+        </w:rPr>
+        <w:t>Foglalások nyomon követése:</w:t>
+      </w:r>
+      <w:r>
+        <w:rPr>
+          <w:rFonts w:ascii="Bahnschrift" w:hAnsi="Bahnschrift" w:cs="Courier New"/>
+          <w:color w:val="222222"/>
+          <w:shd w:val="clear" w:color="auto" w:fill="FFFFFF"/>
+        </w:rPr>
+        <w:t xml:space="preserve"> </w:t>
+      </w:r>
+      <w:r>
+        <w:rPr>
+          <w:rFonts w:ascii="Bahnschrift" w:hAnsi="Bahnschrift" w:cs="Courier New"/>
+          <w:color w:val="222222"/>
+          <w:shd w:val="clear" w:color="auto" w:fill="FFFFFF"/>
+        </w:rPr>
+        <w:t xml:space="preserve"> </w:t>
+      </w:r>
+      <w:r>
+        <w:rPr>
+          <w:rFonts w:ascii="Bahnschrift" w:hAnsi="Bahnschrift" w:cs="Courier New"/>
+          <w:color w:val="222222"/>
+          <w:shd w:val="clear" w:color="auto" w:fill="FFFFFF"/>
+        </w:rPr>
+        <w:t>Részletesen látható hogy kicsoda és mikorra foglalt időpontot.</w:t>
+      </w:r>
+      <w:r>
+        <w:rPr>
+          <w:rFonts w:ascii="Bahnschrift" w:hAnsi="Bahnschrift" w:cs="Courier New"/>
+          <w:color w:val="222222"/>
+          <w:shd w:val="clear" w:color="auto" w:fill="FFFFFF"/>
+        </w:rPr>
+        <w:t xml:space="preserve"> </w:t>
+      </w:r>
+    </w:p>
+    <w:p>
+      <w:pPr>
+        <w:pStyle w:val="Listaszerbekezds"/>
+        <w:ind w:left="1080"/>
+        <w:rPr>
+          <w:rFonts w:ascii="Bahnschrift" w:hAnsi="Bahnschrift" w:cs="Courier New"/>
+        </w:rPr>
+      </w:pPr>
+    </w:p>
+    <w:p>
+      <w:pPr>
+        <w:pStyle w:val="Listaszerbekezds"/>
+        <w:numPr>
+          <w:ilvl w:val="1"/>
+          <w:numId w:val="1"/>
+        </w:numPr>
+        <w:rPr>
+          <w:rFonts w:ascii="Bahnschrift" w:hAnsi="Bahnschrift" w:cs="Courier New"/>
+          <w:sz w:val="24"/>
+          <w:szCs w:val="24"/>
+        </w:rPr>
+      </w:pPr>
+      <w:r>
+        <w:rPr>
+          <w:rFonts w:ascii="Bahnschrift" w:hAnsi="Bahnschrift" w:cs="Courier New"/>
+          <w:sz w:val="24"/>
+          <w:szCs w:val="24"/>
+        </w:rPr>
+        <w:t>Tanulói felület</w:t>
       </w:r>
     </w:p>
     <w:p>
@@ -212,44 +346,31 @@
         <w:spacing w:line="276" w:lineRule="auto"/>
         <w:rPr>
           <w:rFonts w:ascii="Bahnschrift" w:hAnsi="Bahnschrift" w:cs="Courier New"/>
-        </w:rPr>
-      </w:pPr>
-      <w:r>
-        <w:rPr>
-          <w:rFonts w:ascii="Bahnschrift" w:hAnsi="Bahnschrift" w:cs="Courier New"/>
-          <w:color w:val="222222"/>
-          <w:shd w:val="clear" w:color="auto" w:fill="FFFFFF"/>
-        </w:rPr>
-        <w:t>Adminisztrátor: Kezeli a felhasználókat és a tantárgyi kategóriákat.</w:t>
-      </w:r>
-    </w:p>
-    <w:p>
-      <w:pPr>
-        <w:pStyle w:val="Listaszerbekezds"/>
-        <w:ind w:left="1080"/>
-        <w:rPr>
-          <w:rFonts w:ascii="Bahnschrift" w:hAnsi="Bahnschrift" w:cs="Courier New"/>
-        </w:rPr>
-      </w:pPr>
-    </w:p>
-    <w:p>
-      <w:pPr>
-        <w:pStyle w:val="Listaszerbekezds"/>
-        <w:numPr>
-          <w:ilvl w:val="1"/>
-          <w:numId w:val="1"/>
-        </w:numPr>
-        <w:rPr>
-          <w:rFonts w:ascii="Bahnschrift" w:hAnsi="Bahnschrift" w:cs="Courier New"/>
-        </w:rPr>
-      </w:pPr>
-      <w:r>
-        <w:rPr>
-          <w:rFonts w:ascii="Bahnschrift" w:hAnsi="Bahnschrift" w:cs="Courier New"/>
-          <w:color w:val="222222"/>
-          <w:shd w:val="clear" w:color="auto" w:fill="FFFFFF"/>
-        </w:rPr>
-        <w:t>Alapvető funkciók:</w:t>
+          <w:b/>
+          <w:bCs/>
+        </w:rPr>
+      </w:pPr>
+      <w:r>
+        <w:rPr>
+          <w:rFonts w:ascii="Bahnschrift" w:hAnsi="Bahnschrift" w:cs="Courier New"/>
+          <w:b/>
+          <w:bCs/>
+        </w:rPr>
+        <w:t>Böngészés és Szűrés:</w:t>
+      </w:r>
+      <w:r>
+        <w:rPr>
+          <w:rFonts w:ascii="Bahnschrift" w:hAnsi="Bahnschrift" w:cs="Courier New"/>
+          <w:b/>
+          <w:bCs/>
+        </w:rPr>
+        <w:t xml:space="preserve"> </w:t>
+      </w:r>
+      <w:r>
+        <w:rPr>
+          <w:rFonts w:ascii="Bahnschrift" w:hAnsi="Bahnschrift" w:cs="Courier New"/>
+        </w:rPr>
+        <w:t>Más felhasználók által meghirdetett órák listázása, szűrés tantárgy (erősség/gyengeség) és időpont alapján.</w:t>
       </w:r>
     </w:p>
     <w:p>
@@ -262,15 +383,31 @@
         <w:spacing w:line="276" w:lineRule="auto"/>
         <w:rPr>
           <w:rFonts w:ascii="Bahnschrift" w:hAnsi="Bahnschrift" w:cs="Courier New"/>
-        </w:rPr>
-      </w:pPr>
-      <w:r>
-        <w:rPr>
-          <w:rFonts w:ascii="Bahnschrift" w:hAnsi="Bahnschrift" w:cs="Courier New"/>
-          <w:color w:val="222222"/>
-          <w:shd w:val="clear" w:color="auto" w:fill="FFFFFF"/>
-        </w:rPr>
-        <w:t>Regisztráció és Bejelentkezés: Biztonságos belépési felület.</w:t>
+          <w:b/>
+          <w:bCs/>
+        </w:rPr>
+      </w:pPr>
+      <w:r>
+        <w:rPr>
+          <w:rFonts w:ascii="Bahnschrift" w:hAnsi="Bahnschrift" w:cs="Courier New"/>
+          <w:b/>
+          <w:bCs/>
+        </w:rPr>
+        <w:t>Oktatói adatlap megtekintése:</w:t>
+      </w:r>
+      <w:r>
+        <w:rPr>
+          <w:rFonts w:ascii="Bahnschrift" w:hAnsi="Bahnschrift" w:cs="Courier New"/>
+          <w:b/>
+          <w:bCs/>
+        </w:rPr>
+        <w:t xml:space="preserve"> </w:t>
+      </w:r>
+      <w:r>
+        <w:rPr>
+          <w:rFonts w:ascii="Bahnschrift" w:hAnsi="Bahnschrift" w:cs="Courier New"/>
+        </w:rPr>
+        <w:t>Az oktató erősségek, gyengeségek és korábbi értékeléseinek megtekintése foglalás előtt.</w:t>
       </w:r>
     </w:p>
     <w:p>
@@ -288,10 +425,24 @@
       <w:r>
         <w:rPr>
           <w:rFonts w:ascii="Bahnschrift" w:hAnsi="Bahnschrift" w:cs="Courier New"/>
-          <w:color w:val="222222"/>
-          <w:shd w:val="clear" w:color="auto" w:fill="FFFFFF"/>
-        </w:rPr>
-        <w:t>Videó feltöltés: Cím, leírás és tantárgy kiválasztása (kategória).</w:t>
+          <w:b/>
+          <w:bCs/>
+        </w:rPr>
+        <w:t>Időpontfoglalás:</w:t>
+      </w:r>
+      <w:r>
+        <w:rPr>
+          <w:rFonts w:ascii="Bahnschrift" w:hAnsi="Bahnschrift" w:cs="Courier New"/>
+          <w:b/>
+          <w:bCs/>
+        </w:rPr>
+        <w:t xml:space="preserve"> </w:t>
+      </w:r>
+      <w:r>
+        <w:rPr>
+          <w:rFonts w:ascii="Bahnschrift" w:hAnsi="Bahnschrift" w:cs="Courier New"/>
+        </w:rPr>
+        <w:t>Egy gombnyomással lefoglalható a szabadként jelölt időpont.</w:t>
       </w:r>
     </w:p>
     <w:p>
@@ -309,53 +460,38 @@
       <w:r>
         <w:rPr>
           <w:rFonts w:ascii="Bahnschrift" w:hAnsi="Bahnschrift" w:cs="Courier New"/>
-          <w:color w:val="222222"/>
-          <w:shd w:val="clear" w:color="auto" w:fill="FFFFFF"/>
-        </w:rPr>
-        <w:t>Keresés és Szűrés: Keresés kulcsszavakra, szűrés tantárgyakra (pl. Matematika, Történelem, Informatika).</w:t>
-      </w:r>
-    </w:p>
-    <w:p>
-      <w:pPr>
-        <w:pStyle w:val="Listaszerbekezds"/>
-        <w:numPr>
-          <w:ilvl w:val="2"/>
-          <w:numId w:val="1"/>
-        </w:numPr>
-        <w:spacing w:line="276" w:lineRule="auto"/>
-        <w:rPr>
-          <w:rFonts w:ascii="Bahnschrift" w:hAnsi="Bahnschrift" w:cs="Courier New"/>
-        </w:rPr>
-      </w:pPr>
-      <w:r>
-        <w:rPr>
-          <w:rFonts w:ascii="Bahnschrift" w:hAnsi="Bahnschrift" w:cs="Courier New"/>
-          <w:color w:val="222222"/>
-          <w:shd w:val="clear" w:color="auto" w:fill="FFFFFF"/>
-        </w:rPr>
-        <w:t>Videólejátszó: Beépített lejátszó a tartalom megtekintéséhez.</w:t>
-      </w:r>
-    </w:p>
-    <w:p>
-      <w:pPr>
-        <w:pStyle w:val="Listaszerbekezds"/>
-        <w:numPr>
-          <w:ilvl w:val="2"/>
-          <w:numId w:val="1"/>
-        </w:numPr>
-        <w:spacing w:line="276" w:lineRule="auto"/>
-        <w:rPr>
-          <w:rFonts w:ascii="Bahnschrift" w:hAnsi="Bahnschrift" w:cs="Courier New"/>
-        </w:rPr>
-      </w:pPr>
-      <w:r>
-        <w:rPr>
-          <w:rFonts w:ascii="Bahnschrift" w:hAnsi="Bahnschrift" w:cs="Courier New"/>
-          <w:color w:val="222222"/>
-          <w:shd w:val="clear" w:color="auto" w:fill="FFFFFF"/>
-        </w:rPr>
-        <w:t>Profiloldal: A felhasználó saját feltöltött videóinak listázása.</w:t>
-      </w:r>
+          <w:b/>
+          <w:bCs/>
+        </w:rPr>
+        <w:t>Saját foglalások kezelése:</w:t>
+      </w:r>
+      <w:r>
+        <w:rPr>
+          <w:rFonts w:ascii="Bahnschrift" w:hAnsi="Bahnschrift" w:cs="Courier New"/>
+          <w:b/>
+          <w:bCs/>
+        </w:rPr>
+        <w:t xml:space="preserve"> </w:t>
+      </w:r>
+      <w:r>
+        <w:rPr>
+          <w:rFonts w:ascii="Bahnschrift" w:hAnsi="Bahnschrift" w:cs="Courier New"/>
+        </w:rPr>
+        <w:t>A tanuló látja a saját</w:t>
+      </w:r>
+      <w:r>
+        <w:rPr>
+          <w:rFonts w:ascii="Bahnschrift" w:hAnsi="Bahnschrift" w:cs="Courier New"/>
+        </w:rPr>
+        <w:t xml:space="preserve"> kiadott, de nem lefoglalt, valamint lefoglalt órákat is.</w:t>
+      </w:r>
+    </w:p>
+    <w:p>
+      <w:pPr>
+        <w:rPr>
+          <w:rFonts w:ascii="Bahnschrift" w:hAnsi="Bahnschrift" w:cs="Courier New"/>
+        </w:rPr>
+      </w:pPr>
     </w:p>
     <w:p>
       <w:pPr>
@@ -375,165 +511,19 @@
         </w:numPr>
         <w:rPr>
           <w:rFonts w:ascii="Bahnschrift" w:hAnsi="Bahnschrift" w:cs="Courier New"/>
-        </w:rPr>
-      </w:pPr>
-      <w:r>
-        <w:rPr>
-          <w:rFonts w:ascii="Bahnschrift" w:hAnsi="Bahnschrift" w:cs="Courier New"/>
-        </w:rPr>
-        <w:t>Nem funkcionális követelmények</w:t>
-      </w:r>
-    </w:p>
-    <w:p>
-      <w:pPr>
-        <w:pStyle w:val="Listaszerbekezds"/>
-        <w:numPr>
-          <w:ilvl w:val="2"/>
-          <w:numId w:val="1"/>
-        </w:numPr>
-        <w:spacing w:line="276" w:lineRule="auto"/>
-        <w:rPr>
-          <w:rFonts w:ascii="Bahnschrift" w:hAnsi="Bahnschrift" w:cs="Courier New"/>
-        </w:rPr>
-      </w:pPr>
-      <w:proofErr w:type="spellStart"/>
-      <w:r>
-        <w:rPr>
-          <w:rFonts w:ascii="Bahnschrift" w:hAnsi="Bahnschrift" w:cs="Courier New"/>
-          <w:color w:val="222222"/>
-          <w:shd w:val="clear" w:color="auto" w:fill="FFFFFF"/>
-        </w:rPr>
-        <w:t>Reszponzivitás</w:t>
-      </w:r>
-      <w:proofErr w:type="spellEnd"/>
-      <w:r>
-        <w:rPr>
-          <w:rFonts w:ascii="Bahnschrift" w:hAnsi="Bahnschrift" w:cs="Courier New"/>
-          <w:color w:val="222222"/>
-          <w:shd w:val="clear" w:color="auto" w:fill="FFFFFF"/>
-        </w:rPr>
-        <w:t xml:space="preserve">: Az oldal </w:t>
-      </w:r>
-      <w:proofErr w:type="spellStart"/>
-      <w:r>
-        <w:rPr>
-          <w:rFonts w:ascii="Bahnschrift" w:hAnsi="Bahnschrift" w:cs="Courier New"/>
-          <w:color w:val="222222"/>
-          <w:shd w:val="clear" w:color="auto" w:fill="FFFFFF"/>
-        </w:rPr>
-        <w:t>működjön</w:t>
-      </w:r>
-      <w:proofErr w:type="spellEnd"/>
-      <w:r>
-        <w:rPr>
-          <w:rFonts w:ascii="Bahnschrift" w:hAnsi="Bahnschrift" w:cs="Courier New"/>
-          <w:color w:val="222222"/>
-          <w:shd w:val="clear" w:color="auto" w:fill="FFFFFF"/>
-        </w:rPr>
-        <w:t xml:space="preserve"> mobilon és asztali gépen is.</w:t>
-      </w:r>
-    </w:p>
-    <w:p>
-      <w:pPr>
-        <w:pStyle w:val="Listaszerbekezds"/>
-        <w:numPr>
-          <w:ilvl w:val="2"/>
-          <w:numId w:val="1"/>
-        </w:numPr>
-        <w:spacing w:line="276" w:lineRule="auto"/>
-        <w:rPr>
-          <w:rFonts w:ascii="Bahnschrift" w:hAnsi="Bahnschrift" w:cs="Courier New"/>
-        </w:rPr>
-      </w:pPr>
-      <w:r>
-        <w:rPr>
-          <w:rFonts w:ascii="Bahnschrift" w:hAnsi="Bahnschrift" w:cs="Courier New"/>
-          <w:color w:val="222222"/>
-          <w:shd w:val="clear" w:color="auto" w:fill="FFFFFF"/>
-        </w:rPr>
-        <w:t>Átláthatóság: Egyszerű, letisztult UI (</w:t>
-      </w:r>
-      <w:proofErr w:type="spellStart"/>
-      <w:r>
-        <w:rPr>
-          <w:rFonts w:ascii="Bahnschrift" w:hAnsi="Bahnschrift" w:cs="Courier New"/>
-          <w:color w:val="222222"/>
-          <w:shd w:val="clear" w:color="auto" w:fill="FFFFFF"/>
-        </w:rPr>
-        <w:t>User</w:t>
-      </w:r>
-      <w:proofErr w:type="spellEnd"/>
-      <w:r>
-        <w:rPr>
-          <w:rFonts w:ascii="Bahnschrift" w:hAnsi="Bahnschrift" w:cs="Courier New"/>
-          <w:color w:val="222222"/>
-          <w:shd w:val="clear" w:color="auto" w:fill="FFFFFF"/>
-        </w:rPr>
-        <w:t xml:space="preserve"> </w:t>
-      </w:r>
-      <w:proofErr w:type="spellStart"/>
-      <w:r>
-        <w:rPr>
-          <w:rFonts w:ascii="Bahnschrift" w:hAnsi="Bahnschrift" w:cs="Courier New"/>
-          <w:color w:val="222222"/>
-          <w:shd w:val="clear" w:color="auto" w:fill="FFFFFF"/>
-        </w:rPr>
-        <w:t>Interface</w:t>
-      </w:r>
-      <w:proofErr w:type="spellEnd"/>
-      <w:r>
-        <w:rPr>
-          <w:rFonts w:ascii="Bahnschrift" w:hAnsi="Bahnschrift" w:cs="Courier New"/>
-          <w:color w:val="222222"/>
-          <w:shd w:val="clear" w:color="auto" w:fill="FFFFFF"/>
-        </w:rPr>
-        <w:t>) a könnyű navigáció érdekében.</w:t>
-      </w:r>
-    </w:p>
-    <w:p>
-      <w:pPr>
-        <w:pStyle w:val="Listaszerbekezds"/>
-        <w:numPr>
-          <w:ilvl w:val="2"/>
-          <w:numId w:val="1"/>
-        </w:numPr>
-        <w:spacing w:line="276" w:lineRule="auto"/>
-        <w:rPr>
-          <w:rFonts w:ascii="Bahnschrift" w:hAnsi="Bahnschrift" w:cs="Courier New"/>
-        </w:rPr>
-      </w:pPr>
-      <w:r>
-        <w:rPr>
-          <w:rFonts w:ascii="Bahnschrift" w:hAnsi="Bahnschrift" w:cs="Courier New"/>
-          <w:color w:val="222222"/>
-          <w:shd w:val="clear" w:color="auto" w:fill="FFFFFF"/>
-        </w:rPr>
-        <w:t>Biztonság: Jelszavak titkosított tárolása.</w:t>
-      </w:r>
-    </w:p>
-    <w:p>
-      <w:pPr>
-        <w:pStyle w:val="Listaszerbekezds"/>
-        <w:ind w:left="1080"/>
-        <w:rPr>
-          <w:rFonts w:ascii="Bahnschrift" w:hAnsi="Bahnschrift" w:cs="Courier New"/>
-        </w:rPr>
-      </w:pPr>
-    </w:p>
-    <w:p>
-      <w:pPr>
-        <w:pStyle w:val="Listaszerbekezds"/>
-        <w:numPr>
-          <w:ilvl w:val="0"/>
-          <w:numId w:val="1"/>
-        </w:numPr>
-        <w:rPr>
-          <w:rFonts w:ascii="Bahnschrift" w:hAnsi="Bahnschrift" w:cs="Courier New"/>
-        </w:rPr>
-      </w:pPr>
-      <w:r>
-        <w:rPr>
-          <w:rFonts w:ascii="Bahnschrift" w:hAnsi="Bahnschrift" w:cs="Courier New"/>
+          <w:color w:val="222222"/>
+          <w:sz w:val="28"/>
+          <w:szCs w:val="28"/>
+          <w:shd w:val="clear" w:color="auto" w:fill="FFFFFF"/>
+        </w:rPr>
+      </w:pPr>
+      <w:r>
+        <w:rPr>
+          <w:rFonts w:ascii="Bahnschrift" w:hAnsi="Bahnschrift" w:cs="Courier New"/>
+          <w:color w:val="222222"/>
+          <w:sz w:val="28"/>
+          <w:szCs w:val="28"/>
+          <w:shd w:val="clear" w:color="auto" w:fill="FFFFFF"/>
         </w:rPr>
         <w:t>Alkalmazott eszközök és technológiák:</w:t>
       </w:r>
@@ -675,7 +665,13 @@
               <w:rPr>
                 <w:rFonts w:ascii="Bahnschrift" w:hAnsi="Bahnschrift"/>
               </w:rPr>
-              <w:t>HTML5, CSS3, JavaScript</w:t>
+              <w:t>HTML5, CSS3, JavaS</w:t>
+            </w:r>
+            <w:r>
+              <w:rPr>
+                <w:rFonts w:ascii="Bahnschrift" w:hAnsi="Bahnschrift"/>
+              </w:rPr>
+              <w:t>cript</w:t>
             </w:r>
           </w:p>
         </w:tc>
@@ -697,7 +693,7 @@
               <w:rPr>
                 <w:rFonts w:ascii="Bahnschrift" w:hAnsi="Bahnschrift"/>
               </w:rPr>
-              <w:t>Az oldal szerkezete, stílusa és interakciói.</w:t>
+              <w:t>Az oldal szerkezete, stílusa és interakciói</w:t>
             </w:r>
           </w:p>
         </w:tc>
@@ -743,6 +739,12 @@
                 <w:rFonts w:ascii="Bahnschrift" w:hAnsi="Bahnschrift"/>
               </w:rPr>
             </w:pPr>
+            <w:r>
+              <w:rPr>
+                <w:rFonts w:ascii="Bahnschrift" w:hAnsi="Bahnschrift"/>
+              </w:rPr>
+              <w:t>Node.js</w:t>
+            </w:r>
           </w:p>
         </w:tc>
         <w:tc>
@@ -809,14 +811,12 @@
                 <w:rFonts w:ascii="Bahnschrift" w:hAnsi="Bahnschrift"/>
               </w:rPr>
             </w:pPr>
-            <w:proofErr w:type="spellStart"/>
             <w:r>
               <w:rPr>
                 <w:rFonts w:ascii="Bahnschrift" w:hAnsi="Bahnschrift"/>
               </w:rPr>
               <w:t>Supabase</w:t>
             </w:r>
-            <w:proofErr w:type="spellEnd"/>
           </w:p>
         </w:tc>
         <w:tc>
@@ -837,197 +837,13 @@
               <w:rPr>
                 <w:rFonts w:ascii="Bahnschrift" w:hAnsi="Bahnschrift"/>
               </w:rPr>
-              <w:t>Felhasználói adatok, videók metaadatainak tárolása.</w:t>
+              <w:t>Felhasználó</w:t>
             </w:r>
-          </w:p>
-        </w:tc>
-      </w:tr>
-      <w:tr>
-        <w:trPr>
-          <w:trHeight w:val="537"/>
-        </w:trPr>
-        <w:tc>
-          <w:tcPr>
-            <w:tcW w:w="3087" w:type="dxa"/>
-            <w:shd w:val="clear" w:color="auto" w:fill="D9D9D9" w:themeFill="background1" w:themeFillShade="D9"/>
-            <w:vAlign w:val="center"/>
-          </w:tcPr>
-          <w:p>
-            <w:pPr>
-              <w:pStyle w:val="Listaszerbekezds"/>
-              <w:ind w:left="0"/>
-              <w:jc w:val="center"/>
-              <w:rPr>
-                <w:rFonts w:ascii="Bahnschrift" w:hAnsi="Bahnschrift"/>
-              </w:rPr>
-            </w:pPr>
             <w:r>
               <w:rPr>
                 <w:rFonts w:ascii="Bahnschrift" w:hAnsi="Bahnschrift"/>
               </w:rPr>
-              <w:t>Tárolás</w:t>
-            </w:r>
-          </w:p>
-        </w:tc>
-        <w:tc>
-          <w:tcPr>
-            <w:tcW w:w="3123" w:type="dxa"/>
-            <w:vAlign w:val="center"/>
-          </w:tcPr>
-          <w:p>
-            <w:pPr>
-              <w:pStyle w:val="Listaszerbekezds"/>
-              <w:ind w:left="0"/>
-              <w:jc w:val="center"/>
-              <w:rPr>
-                <w:rFonts w:ascii="Bahnschrift" w:hAnsi="Bahnschrift"/>
-              </w:rPr>
-            </w:pPr>
-            <w:proofErr w:type="spellStart"/>
-            <w:r>
-              <w:rPr>
-                <w:rFonts w:ascii="Bahnschrift" w:hAnsi="Bahnschrift"/>
-              </w:rPr>
-              <w:t>pl</w:t>
-            </w:r>
-            <w:proofErr w:type="spellEnd"/>
-            <w:r>
-              <w:rPr>
-                <w:rFonts w:ascii="Bahnschrift" w:hAnsi="Bahnschrift"/>
-              </w:rPr>
-              <w:t xml:space="preserve">: local </w:t>
-            </w:r>
-            <w:proofErr w:type="spellStart"/>
-            <w:r>
-              <w:rPr>
-                <w:rFonts w:ascii="Bahnschrift" w:hAnsi="Bahnschrift"/>
-              </w:rPr>
-              <w:t>strorage</w:t>
-            </w:r>
-            <w:proofErr w:type="spellEnd"/>
-          </w:p>
-        </w:tc>
-        <w:tc>
-          <w:tcPr>
-            <w:tcW w:w="3166" w:type="dxa"/>
-            <w:vAlign w:val="center"/>
-          </w:tcPr>
-          <w:p>
-            <w:pPr>
-              <w:pStyle w:val="Listaszerbekezds"/>
-              <w:ind w:left="0"/>
-              <w:jc w:val="center"/>
-              <w:rPr>
-                <w:rFonts w:ascii="Bahnschrift" w:hAnsi="Bahnschrift"/>
-              </w:rPr>
-            </w:pPr>
-            <w:r>
-              <w:rPr>
-                <w:rFonts w:ascii="Bahnschrift" w:hAnsi="Bahnschrift"/>
-              </w:rPr>
-              <w:t>Videófájlok tárolása.</w:t>
-            </w:r>
-          </w:p>
-        </w:tc>
-      </w:tr>
-      <w:tr>
-        <w:trPr>
-          <w:trHeight w:val="537"/>
-        </w:trPr>
-        <w:tc>
-          <w:tcPr>
-            <w:tcW w:w="3087" w:type="dxa"/>
-            <w:shd w:val="clear" w:color="auto" w:fill="D9D9D9" w:themeFill="background1" w:themeFillShade="D9"/>
-            <w:vAlign w:val="center"/>
-          </w:tcPr>
-          <w:p>
-            <w:pPr>
-              <w:pStyle w:val="Listaszerbekezds"/>
-              <w:ind w:left="0"/>
-              <w:jc w:val="center"/>
-              <w:rPr>
-                <w:rFonts w:ascii="Bahnschrift" w:hAnsi="Bahnschrift"/>
-              </w:rPr>
-            </w:pPr>
-            <w:r>
-              <w:rPr>
-                <w:rFonts w:ascii="Bahnschrift" w:hAnsi="Bahnschrift"/>
-              </w:rPr>
-              <w:t>Dizájn</w:t>
-            </w:r>
-          </w:p>
-        </w:tc>
-        <w:tc>
-          <w:tcPr>
-            <w:tcW w:w="3123" w:type="dxa"/>
-            <w:vAlign w:val="center"/>
-          </w:tcPr>
-          <w:p>
-            <w:pPr>
-              <w:pStyle w:val="Listaszerbekezds"/>
-              <w:ind w:left="0"/>
-              <w:jc w:val="center"/>
-              <w:rPr>
-                <w:rFonts w:ascii="Bahnschrift" w:hAnsi="Bahnschrift"/>
-              </w:rPr>
-            </w:pPr>
-            <w:proofErr w:type="spellStart"/>
-            <w:r>
-              <w:rPr>
-                <w:rFonts w:ascii="Bahnschrift" w:hAnsi="Bahnschrift"/>
-              </w:rPr>
-              <w:t>pl</w:t>
-            </w:r>
-            <w:proofErr w:type="spellEnd"/>
-            <w:r>
-              <w:rPr>
-                <w:rFonts w:ascii="Bahnschrift" w:hAnsi="Bahnschrift"/>
-              </w:rPr>
-              <w:t xml:space="preserve">: </w:t>
-            </w:r>
-            <w:proofErr w:type="spellStart"/>
-            <w:r>
-              <w:rPr>
-                <w:rFonts w:ascii="Bahnschrift" w:hAnsi="Bahnschrift"/>
-              </w:rPr>
-              <w:t>Bootstrap</w:t>
-            </w:r>
-            <w:proofErr w:type="spellEnd"/>
-            <w:r>
-              <w:rPr>
-                <w:rFonts w:ascii="Bahnschrift" w:hAnsi="Bahnschrift"/>
-              </w:rPr>
-              <w:t xml:space="preserve"> vagy </w:t>
-            </w:r>
-            <w:proofErr w:type="spellStart"/>
-            <w:r>
-              <w:rPr>
-                <w:rFonts w:ascii="Bahnschrift" w:hAnsi="Bahnschrift"/>
-              </w:rPr>
-              <w:t>Tailwind</w:t>
-            </w:r>
-            <w:proofErr w:type="spellEnd"/>
-          </w:p>
-        </w:tc>
-        <w:tc>
-          <w:tcPr>
-            <w:tcW w:w="3166" w:type="dxa"/>
-            <w:vAlign w:val="center"/>
-          </w:tcPr>
-          <w:p>
-            <w:pPr>
-              <w:pStyle w:val="Listaszerbekezds"/>
-              <w:ind w:left="0"/>
-              <w:jc w:val="center"/>
-              <w:rPr>
-                <w:rFonts w:ascii="Bahnschrift" w:hAnsi="Bahnschrift"/>
-              </w:rPr>
-            </w:pPr>
-            <w:r>
-              <w:rPr>
-                <w:rFonts w:ascii="Bahnschrift" w:hAnsi="Bahnschrift"/>
-              </w:rPr>
-              <w:t>Esztétikus megjelenés.</w:t>
+              <w:t>k valamint a weboldal adatai</w:t>
             </w:r>
           </w:p>
         </w:tc>
@@ -1047,47 +863,10 @@
     </w:p>
     <w:p>
       <w:pPr>
-        <w:pStyle w:val="Listaszerbekezds"/>
-        <w:numPr>
-          <w:ilvl w:val="0"/>
-          <w:numId w:val="1"/>
-        </w:numPr>
         <w:rPr>
           <w:rFonts w:ascii="Bahnschrift" w:hAnsi="Bahnschrift"/>
         </w:rPr>
       </w:pPr>
-      <w:r>
-        <w:rPr>
-          <w:rFonts w:ascii="Bahnschrift" w:hAnsi="Bahnschrift"/>
-        </w:rPr>
-        <w:t>Adatmodell</w:t>
-      </w:r>
-    </w:p>
-    <w:p>
-      <w:pPr>
-        <w:pStyle w:val="Listaszerbekezds"/>
-        <w:numPr>
-          <w:ilvl w:val="2"/>
-          <w:numId w:val="1"/>
-        </w:numPr>
-        <w:rPr>
-          <w:rFonts w:ascii="Bahnschrift" w:hAnsi="Bahnschrift"/>
-        </w:rPr>
-      </w:pPr>
-      <w:r>
-        <w:rPr>
-          <w:rFonts w:ascii="Bahnschrift" w:hAnsi="Bahnschrift"/>
-        </w:rPr>
-        <w:t xml:space="preserve">Adatbázis kezelés: </w:t>
-      </w:r>
-      <w:proofErr w:type="spellStart"/>
-      <w:r>
-        <w:rPr>
-          <w:rFonts w:ascii="Bahnschrift" w:hAnsi="Bahnschrift"/>
-        </w:rPr>
-        <w:t>Supabase</w:t>
-      </w:r>
-      <w:proofErr w:type="spellEnd"/>
     </w:p>
     <w:p>
       <w:pPr>
@@ -1101,21 +880,26 @@
         <w:ind w:left="360"/>
       </w:pPr>
     </w:p>
-    <w:p>
+    <w:p/>
+    <w:p>
+      <w:pPr>
+        <w:pStyle w:val="Listaszerbekezds"/>
+      </w:pPr>
       <w:r>
         <w:rPr>
           <w:noProof/>
         </w:rPr>
+        <w:lastRenderedPageBreak/>
         <mc:AlternateContent>
           <mc:Choice Requires="wps">
             <w:drawing>
-              <wp:anchor distT="45720" distB="45720" distL="114300" distR="114300" simplePos="0" relativeHeight="251659264" behindDoc="0" locked="0" layoutInCell="1" allowOverlap="1" wp14:anchorId="7235E297" wp14:editId="49D3FE61">
+              <wp:anchor distT="45720" distB="45720" distL="114300" distR="114300" simplePos="0" relativeHeight="251659264" behindDoc="0" locked="0" layoutInCell="1" allowOverlap="1" wp14:anchorId="7235E297" wp14:editId="5C6F100B">
                 <wp:simplePos x="0" y="0"/>
                 <wp:positionH relativeFrom="margin">
-                  <wp:align>right</wp:align>
+                  <wp:posOffset>4101465</wp:posOffset>
                 </wp:positionH>
                 <wp:positionV relativeFrom="paragraph">
-                  <wp:posOffset>-107315</wp:posOffset>
+                  <wp:posOffset>6489065</wp:posOffset>
                 </wp:positionV>
                 <wp:extent cx="2515870" cy="1404620"/>
                 <wp:effectExtent l="0" t="0" r="0" b="7620"/>
@@ -1186,7 +970,7 @@
                 <v:stroke joinstyle="miter"/>
                 <v:path gradientshapeok="t" o:connecttype="rect"/>
               </v:shapetype>
-              <v:shape id="Szövegdoboz 2" o:spid="_x0000_s1026" type="#_x0000_t202" style="position:absolute;margin-left:146.9pt;margin-top:-8.45pt;width:198.1pt;height:110.6pt;z-index:251659264;visibility:visible;mso-wrap-style:square;mso-width-percent:0;mso-height-percent:200;mso-wrap-distance-left:9pt;mso-wrap-distance-top:3.6pt;mso-wrap-distance-right:9pt;mso-wrap-distance-bottom:3.6pt;mso-position-horizontal:right;mso-position-horizontal-relative:margin;mso-position-vertical:absolute;mso-position-vertical-relative:text;mso-width-percent:0;mso-height-percent:200;mso-width-relative:margin;mso-height-relative:margin;v-text-anchor:top" o:gfxdata="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" stroked="f">
+              <v:shape id="Szövegdoboz 2" o:spid="_x0000_s1026" type="#_x0000_t202" style="position:absolute;left:0;text-align:left;margin-left:322.95pt;margin-top:510.95pt;width:198.1pt;height:110.6pt;z-index:251659264;visibility:visible;mso-wrap-style:square;mso-width-percent:0;mso-height-percent:200;mso-wrap-distance-left:9pt;mso-wrap-distance-top:3.6pt;mso-wrap-distance-right:9pt;mso-wrap-distance-bottom:3.6pt;mso-position-horizontal:absolute;mso-position-horizontal-relative:margin;mso-position-vertical:absolute;mso-position-vertical-relative:text;mso-width-percent:0;mso-height-percent:200;mso-width-relative:margin;mso-height-relative:margin;v-text-anchor:top" o:gfxdata="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" stroked="f">
                 <v:textbox style="mso-fit-shape-to-text:t">
                   <w:txbxContent>
                     <w:p>
@@ -1210,11 +994,67 @@
           </mc:Fallback>
         </mc:AlternateContent>
       </w:r>
-    </w:p>
-    <w:p>
-      <w:pPr>
-        <w:pStyle w:val="Listaszerbekezds"/>
-      </w:pPr>
+      <w:r>
+        <w:rPr>
+          <w:rFonts w:ascii="Bahnschrift" w:hAnsi="Bahnschrift"/>
+          <w:noProof/>
+        </w:rPr>
+        <w:drawing>
+          <wp:anchor distT="0" distB="0" distL="114300" distR="114300" simplePos="0" relativeHeight="251660288" behindDoc="1" locked="0" layoutInCell="1" allowOverlap="1" wp14:anchorId="67B66533" wp14:editId="27103F5A">
+            <wp:simplePos x="0" y="0"/>
+            <wp:positionH relativeFrom="margin">
+              <wp:align>right</wp:align>
+            </wp:positionH>
+            <wp:positionV relativeFrom="paragraph">
+              <wp:posOffset>0</wp:posOffset>
+            </wp:positionV>
+            <wp:extent cx="6579870" cy="6067425"/>
+            <wp:effectExtent l="0" t="0" r="0" b="9525"/>
+            <wp:wrapSquare wrapText="bothSides"/>
+            <wp:docPr id="852670605" name="Kép 2"/>
+            <wp:cNvGraphicFramePr>
+              <a:graphicFrameLocks xmlns:a="http://schemas.openxmlformats.org/drawingml/2006/main" noChangeAspect="1"/>
+            </wp:cNvGraphicFramePr>
+            <a:graphic xmlns:a="http://schemas.openxmlformats.org/drawingml/2006/main">
+              <a:graphicData uri="http://schemas.openxmlformats.org/drawingml/2006/picture">
+                <pic:pic xmlns:pic="http://schemas.openxmlformats.org/drawingml/2006/picture">
+                  <pic:nvPicPr>
+                    <pic:cNvPr id="852670605" name="Kép 852670605"/>
+                    <pic:cNvPicPr/>
+                  </pic:nvPicPr>
+                  <pic:blipFill>
+                    <a:blip r:embed="rId5">
+                      <a:extLst>
+                        <a:ext uri="{28A0092B-C50C-407E-A947-70E740481C1C}">
+                          <a14:useLocalDpi xmlns:a14="http://schemas.microsoft.com/office/drawing/2010/main" val="0"/>
+                        </a:ext>
+                      </a:extLst>
+                    </a:blip>
+                    <a:stretch>
+                      <a:fillRect/>
+                    </a:stretch>
+                  </pic:blipFill>
+                  <pic:spPr>
+                    <a:xfrm>
+                      <a:off x="0" y="0"/>
+                      <a:ext cx="6579870" cy="6067425"/>
+                    </a:xfrm>
+                    <a:prstGeom prst="rect">
+                      <a:avLst/>
+                    </a:prstGeom>
+                  </pic:spPr>
+                </pic:pic>
+              </a:graphicData>
+            </a:graphic>
+            <wp14:sizeRelH relativeFrom="margin">
+              <wp14:pctWidth>0</wp14:pctWidth>
+            </wp14:sizeRelH>
+            <wp14:sizeRelV relativeFrom="margin">
+              <wp14:pctHeight>0</wp14:pctHeight>
+            </wp14:sizeRelV>
+          </wp:anchor>
+        </w:drawing>
+      </w:r>
       <w:r>
         <w:rPr>
           <w:rFonts w:ascii="Arial" w:hAnsi="Arial" w:cs="Arial"/>
@@ -1235,7 +1075,7 @@
 </file>
 
 <file path=word/numbering.xml><?xml version="1.0" encoding="utf-8"?>
-<w:numbering xmlns:wpc="http://schemas.microsoft.com/office/word/2010/wordprocessingCanvas" xmlns:cx="http://schemas.microsoft.com/office/drawing/2014/chartex" xmlns:cx1="http://schemas.microsoft.com/office/drawing/2015/9/8/chartex" xmlns:cx2="http://schemas.microsoft.com/office/drawing/2015/10/21/chartex" xmlns:cx3="http://schemas.microsoft.com/office/drawing/2016/5/9/chartex" xmlns:cx4="http://schemas.microsoft.com/office/drawing/2016/5/10/chartex" xmlns:cx5="http://schemas.microsoft.com/office/drawing/2016/5/11/chartex" xmlns:cx6="http://schemas.microsoft.com/office/drawing/2016/5/12/chartex" xmlns:cx7="http://schemas.microsoft.com/office/drawing/2016/5/13/chartex" xmlns:cx8="http://schemas.microsoft.com/office/drawing/2016/5/14/chartex" xmlns:mc="http://schemas.openxmlformats.org/markup-compatibility/2006" xmlns:aink="http://schemas.microsoft.com/office/drawing/2016/ink" xmlns:am3d="http://schemas.microsoft.com/office/drawing/2017/model3d" xmlns:o="urn:schemas-microsoft-com:office:office" xmlns:r="http://schemas.openxmlformats.org/officeDocument/2006/relationships" xmlns:m="http://schemas.openxmlformats.org/officeDocument/2006/math" xmlns:v="urn:schemas-microsoft-com:vml" xmlns:wp14="http://schemas.microsoft.com/office/word/2010/wordprocessingDrawing" xmlns:wp="http://schemas.openxmlformats.org/drawingml/2006/wordprocessingDrawing" xmlns:w10="urn:schemas-microsoft-com:office:word" xmlns:w="http://schemas.openxmlformats.org/wordprocessingml/2006/main" xmlns:w14="http://schemas.microsoft.com/office/word/2010/wordml" xmlns:w15="http://schemas.microsoft.com/office/word/2012/wordml" xmlns:w16cex="http://schemas.microsoft.com/office/word/2018/wordml/cex" xmlns:w16cid="http://schemas.microsoft.com/office/word/2016/wordml/cid" xmlns:w16="http://schemas.microsoft.com/office/word/2018/wordml" xmlns:w16sdtdh="http://schemas.microsoft.com/office/word/2020/wordml/sdtdatahash" xmlns:w16se="http://schemas.microsoft.com/office/word/2015/wordml/symex" xmlns:wpg="http://schemas.microsoft.com/office/word/2010/wordprocessingGroup" xmlns:wpi="http://schemas.microsoft.com/office/word/2010/wordprocessingInk" xmlns:wne="http://schemas.microsoft.com/office/word/2006/wordml" xmlns:wps="http://schemas.microsoft.com/office/word/2010/wordprocessingShape" mc:Ignorable="w14 w15 w16se w16cid w16 w16cex w16sdtdh wp14">
+<w:numbering xmlns:wpc="http://schemas.microsoft.com/office/word/2010/wordprocessingCanvas" xmlns:cx="http://schemas.microsoft.com/office/drawing/2014/chartex" xmlns:cx1="http://schemas.microsoft.com/office/drawing/2015/9/8/chartex" xmlns:cx2="http://schemas.microsoft.com/office/drawing/2015/10/21/chartex" xmlns:cx3="http://schemas.microsoft.com/office/drawing/2016/5/9/chartex" xmlns:cx4="http://schemas.microsoft.com/office/drawing/2016/5/10/chartex" xmlns:cx5="http://schemas.microsoft.com/office/drawing/2016/5/11/chartex" xmlns:cx6="http://schemas.microsoft.com/office/drawing/2016/5/12/chartex" xmlns:cx7="http://schemas.microsoft.com/office/drawing/2016/5/13/chartex" xmlns:cx8="http://schemas.microsoft.com/office/drawing/2016/5/14/chartex" xmlns:mc="http://schemas.openxmlformats.org/markup-compatibility/2006" xmlns:aink="http://schemas.microsoft.com/office/drawing/2016/ink" xmlns:am3d="http://schemas.microsoft.com/office/drawing/2017/model3d" xmlns:o="urn:schemas-microsoft-com:office:office" xmlns:oel="http://schemas.microsoft.com/office/2019/extlst" xmlns:r="http://schemas.openxmlformats.org/officeDocument/2006/relationships" xmlns:m="http://schemas.openxmlformats.org/officeDocument/2006/math" xmlns:v="urn:schemas-microsoft-com:vml" xmlns:wp14="http://schemas.microsoft.com/office/word/2010/wordprocessingDrawing" xmlns:wp="http://schemas.openxmlformats.org/drawingml/2006/wordprocessingDrawing" xmlns:w10="urn:schemas-microsoft-com:office:word" xmlns:w="http://schemas.openxmlformats.org/wordprocessingml/2006/main" xmlns:w14="http://schemas.microsoft.com/office/word/2010/wordml" xmlns:w15="http://schemas.microsoft.com/office/word/2012/wordml" xmlns:w16cex="http://schemas.microsoft.com/office/word/2018/wordml/cex" xmlns:w16cid="http://schemas.microsoft.com/office/word/2016/wordml/cid" xmlns:w16="http://schemas.microsoft.com/office/word/2018/wordml" xmlns:w16du="http://schemas.microsoft.com/office/word/2023/wordml/word16du" xmlns:w16sdtdh="http://schemas.microsoft.com/office/word/2020/wordml/sdtdatahash" xmlns:w16sdtfl="http://schemas.microsoft.com/office/word/2024/wordml/sdtformatlock" xmlns:w16se="http://schemas.microsoft.com/office/word/2015/wordml/symex" xmlns:wpg="http://schemas.microsoft.com/office/word/2010/wordprocessingGroup" xmlns:wpi="http://schemas.microsoft.com/office/word/2010/wordprocessingInk" xmlns:wne="http://schemas.microsoft.com/office/word/2006/wordml" xmlns:wps="http://schemas.microsoft.com/office/word/2010/wordprocessingShape" mc:Ignorable="w14 w15 w16se w16cid w16 w16cex w16sdtdh w16sdtfl w16du wp14">
   <w:abstractNum w:abstractNumId="0" w15:restartNumberingAfterBreak="0">
     <w:nsid w:val="15B33733"/>
     <w:multiLevelType w:val="multilevel"/>
@@ -1503,20 +1343,20 @@
       </w:pPr>
     </w:lvl>
   </w:abstractNum>
-  <w:num w:numId="1">
+  <w:num w:numId="1" w16cid:durableId="967583752">
     <w:abstractNumId w:val="1"/>
   </w:num>
-  <w:num w:numId="2">
+  <w:num w:numId="2" w16cid:durableId="144979394">
     <w:abstractNumId w:val="0"/>
   </w:num>
-  <w:num w:numId="3">
+  <w:num w:numId="3" w16cid:durableId="726496910">
     <w:abstractNumId w:val="2"/>
   </w:num>
 </w:numbering>
 </file>
 
 <file path=word/styles.xml><?xml version="1.0" encoding="utf-8"?>
-<w:styles xmlns:mc="http://schemas.openxmlformats.org/markup-compatibility/2006" xmlns:r="http://schemas.openxmlformats.org/officeDocument/2006/relationships" xmlns:w="http://schemas.openxmlformats.org/wordprocessingml/2006/main" xmlns:w14="http://schemas.microsoft.com/office/word/2010/wordml" xmlns:w15="http://schemas.microsoft.com/office/word/2012/wordml" xmlns:w16cex="http://schemas.microsoft.com/office/word/2018/wordml/cex" xmlns:w16cid="http://schemas.microsoft.com/office/word/2016/wordml/cid" xmlns:w16="http://schemas.microsoft.com/office/word/2018/wordml" xmlns:w16sdtdh="http://schemas.microsoft.com/office/word/2020/wordml/sdtdatahash" xmlns:w16se="http://schemas.microsoft.com/office/word/2015/wordml/symex" mc:Ignorable="w14 w15 w16se w16cid w16 w16cex w16sdtdh">
+<w:styles xmlns:mc="http://schemas.openxmlformats.org/markup-compatibility/2006" xmlns:r="http://schemas.openxmlformats.org/officeDocument/2006/relationships" xmlns:w="http://schemas.openxmlformats.org/wordprocessingml/2006/main" xmlns:w14="http://schemas.microsoft.com/office/word/2010/wordml" xmlns:w15="http://schemas.microsoft.com/office/word/2012/wordml" xmlns:w16cex="http://schemas.microsoft.com/office/word/2018/wordml/cex" xmlns:w16cid="http://schemas.microsoft.com/office/word/2016/wordml/cid" xmlns:w16="http://schemas.microsoft.com/office/word/2018/wordml" xmlns:w16du="http://schemas.microsoft.com/office/word/2023/wordml/word16du" xmlns:w16sdtdh="http://schemas.microsoft.com/office/word/2020/wordml/sdtdatahash" xmlns:w16sdtfl="http://schemas.microsoft.com/office/word/2024/wordml/sdtformatlock" xmlns:w16se="http://schemas.microsoft.com/office/word/2015/wordml/symex" mc:Ignorable="w14 w15 w16se w16cid w16 w16cex w16sdtdh w16sdtfl w16du">
   <w:docDefaults>
     <w:rPrDefault>
       <w:rPr>
@@ -1917,7 +1757,6 @@
   <w:style w:type="character" w:default="1" w:styleId="Bekezdsalapbettpusa">
     <w:name w:val="Default Paragraph Font"/>
     <w:uiPriority w:val="1"/>
-    <w:semiHidden/>
     <w:unhideWhenUsed/>
   </w:style>
   <w:style w:type="table" w:default="1" w:styleId="Normltblzat">
